--- a/rapport/FleetManager_Projektrapport.docx
+++ b/rapport/FleetManager_Projektrapport.docx
@@ -12989,7 +12989,7 @@
           <w:i w:val="0"/>
           <w:sz w:val="22"/>
         </w:rPr>
-        <w:t>Baseret på resultaterne og diskussionen er der fire anbefalinger til, hvad et fremtidigt projekt bør prioritere.</w:t>
+        <w:t>Baseret på projektet er der fire konkrete forslag til, hvad man med fordel kunne arbejde videre med.</w:t>
       </w:r>
     </w:p>
     <w:p>
@@ -13002,7 +13002,7 @@
           <w:i w:val="0"/>
           <w:sz w:val="22"/>
         </w:rPr>
-        <w:t>Den vigtigste anbefaling er at implementere BCrypt-hashing af adgangskoder, inden systemet tages i brug af rigtige brugere. Det er en sikkerhedsrisiko at gemme adgangskoder i klartekst, og det er relativt let at tilføje med et BCrypt-bibliotek.</w:t>
+        <w:t>Den første anbefaling er at hoste serveren på en ekstern server i stedet for lokalt. I dag skal server og klient køre på det samme netværk, hvilket gør systemet svært at bruge i praksis. Hvis serveren blev lagt op på en ekstern maskine – for eksempel en cloud-server – kunne klienter forbinde fra hvor som helst.</w:t>
       </w:r>
     </w:p>
     <w:p>
@@ -13015,7 +13015,7 @@
           <w:i w:val="0"/>
           <w:sz w:val="22"/>
         </w:rPr>
-        <w:t>Den næstvigtigste anbefaling er at skrive automatiserede tests med JUnit 5. Service-lagene – særligt VehicleService og EmployeeService – er gode kandidater, fordi de indeholder valideringslogik der er let at teste isoleret. Det ville gøre fremtidige ændringer meget mere trygge at gennemføre.</w:t>
+        <w:t>Den anden anbefaling er at kryptere adgangskoder. I øjeblikket gemmes passwords som almindelig tekst i databasen, hvilket er en sikkerhedsrisiko. Man kunne bruge et simpelt bibliotek som BCrypt til at kryptere dem, så de ikke kan læses direkte hvis databasen skulle blive kompromitteret.</w:t>
       </w:r>
     </w:p>
     <w:p>
@@ -13028,7 +13028,7 @@
           <w:i w:val="0"/>
           <w:sz w:val="22"/>
         </w:rPr>
-        <w:t>Det anbefales desuden at indføre et connection pool som HikariCP, så serveren ikke åbner en ny databaseforbindelse for hvert eneste kald. Det er en relativt lille ændring, men den har stor effekt på ydeevnen ved mange samtidige klienter.</w:t>
+        <w:t>Den tredje anbefaling er at tilføje filtrering af biler og medarbejdere pr. afdeling. Databasestrukturen understøtter allerede afdelinger, men systemet viser i dag alle biler og medarbejdere samlet. En simpel dropdown til at filtrere pr. afdeling ville gøre systemet mere overskueligt for større organisationer.</w:t>
       </w:r>
     </w:p>
     <w:p>
@@ -13041,7 +13041,7 @@
           <w:i w:val="0"/>
           <w:sz w:val="22"/>
         </w:rPr>
-        <w:t>Endelig ville rollebaseret adgangsstyring i klienten gøre systemet mere komplet. Databasestrukturen understøtter allerede to roller (ADMIN og FLEET_MANAGER), og det kræver ikke mange ændringer at vise forskelligt indhold afhængigt af brugerens rolle.</w:t>
+        <w:t>Den fjerde anbefaling er at tilføje visning af tildelingshistorik. Systemet gemmer allerede hvornår en tildeling starter og slutter i databasen via feltet unassigned_at. Det ville være relativt enkelt at tilføje en visning, der viser hvilke biler en medarbejder tidligere har kørt i.</w:t>
       </w:r>
     </w:p>
     <w:p>
